--- a/doc/_PD.docx
+++ b/doc/_PD.docx
@@ -658,13 +658,7 @@
         <w:rPr>
           <w:rFonts w:ascii="Times New Roman" w:hAnsi="Times New Roman" w:cs="Times New Roman"/>
         </w:rPr>
-        <w:t>To d</w:t>
-      </w:r>
-      <w:r>
-        <w:rPr>
-          <w:rFonts w:ascii="Times New Roman" w:hAnsi="Times New Roman" w:cs="Times New Roman"/>
-        </w:rPr>
-        <w:t>evelop a system to compare two input documents and detect plagiarism based on structural similarity</w:t>
+        <w:t>To develop a system to compare two input documents and detect plagiarism based on structural similarity</w:t>
       </w:r>
       <w:r>
         <w:rPr>
@@ -690,13 +684,7 @@
         <w:rPr>
           <w:rFonts w:ascii="Times New Roman" w:hAnsi="Times New Roman" w:cs="Times New Roman"/>
         </w:rPr>
-        <w:t>To a</w:t>
-      </w:r>
-      <w:r>
-        <w:rPr>
-          <w:rFonts w:ascii="Times New Roman" w:hAnsi="Times New Roman" w:cs="Times New Roman"/>
-        </w:rPr>
-        <w:t>pply the LCS algorithm using dynamic programming for sequence matching</w:t>
+        <w:t>To apply the LCS algorithm using dynamic programming for sequence matching</w:t>
       </w:r>
       <w:r>
         <w:rPr>
@@ -852,6 +840,26 @@
         </w:rPr>
         <w:t xml:space="preserve"> </w:t>
       </w:r>
+    </w:p>
+    <w:p>
+      <w:pPr>
+        <w:spacing w:after="120" w:line="160" w:lineRule="atLeast"/>
+        <w:contextualSpacing/>
+        <w:jc w:val="both"/>
+        <w:rPr>
+          <w:rFonts w:ascii="Times New Roman" w:hAnsi="Times New Roman" w:cs="Times New Roman"/>
+        </w:rPr>
+      </w:pPr>
+    </w:p>
+    <w:p>
+      <w:pPr>
+        <w:spacing w:after="120" w:line="160" w:lineRule="atLeast"/>
+        <w:contextualSpacing/>
+        <w:jc w:val="both"/>
+        <w:rPr>
+          <w:rFonts w:ascii="Times New Roman" w:hAnsi="Times New Roman" w:cs="Times New Roman"/>
+        </w:rPr>
+      </w:pPr>
       <w:r>
         <w:rPr>
           <w:rFonts w:ascii="Times New Roman" w:hAnsi="Times New Roman" w:cs="Times New Roman"/>
@@ -942,13 +950,7 @@
         <w:rPr>
           <w:rFonts w:ascii="Times New Roman" w:hAnsi="Times New Roman" w:cs="Times New Roman"/>
         </w:rPr>
-        <w:t>1.</w:t>
-      </w:r>
-      <w:r>
-        <w:rPr>
-          <w:rFonts w:ascii="Times New Roman" w:hAnsi="Times New Roman" w:cs="Times New Roman"/>
-        </w:rPr>
-        <w:t xml:space="preserve"> Problem Definition</w:t>
+        <w:t>1. Problem Definition</w:t>
       </w:r>
     </w:p>
     <w:p>
@@ -1037,7 +1039,7 @@
         <w:rPr>
           <w:rFonts w:ascii="Times New Roman" w:hAnsi="Times New Roman" w:cs="Times New Roman"/>
         </w:rPr>
-        <w:t>\}</w:t>
+        <w:t>}</w:t>
       </w:r>
     </w:p>
     <w:p>
@@ -1109,7 +1111,7 @@
         <w:rPr>
           <w:rFonts w:ascii="Times New Roman" w:hAnsi="Times New Roman" w:cs="Times New Roman"/>
         </w:rPr>
-        <w:t>\}</w:t>
+        <w:t>}</w:t>
       </w:r>
     </w:p>
     <w:p>
@@ -1160,13 +1162,7 @@
         <w:rPr>
           <w:rFonts w:ascii="Times New Roman" w:hAnsi="Times New Roman" w:cs="Times New Roman"/>
         </w:rPr>
-        <w:t>2</w:t>
-      </w:r>
-      <w:r>
-        <w:rPr>
-          <w:rFonts w:ascii="Times New Roman" w:hAnsi="Times New Roman" w:cs="Times New Roman"/>
-        </w:rPr>
-        <w:t>. Step-by-Step DP Approach</w:t>
+        <w:t>2. Step-by-Step DP Approach</w:t>
       </w:r>
     </w:p>
     <w:p>
@@ -1999,6 +1995,7 @@
         <w:rPr>
           <w:rFonts w:ascii="Times New Roman" w:hAnsi="Times New Roman" w:cs="Times New Roman"/>
         </w:rPr>
+        <w:lastRenderedPageBreak/>
         <w:t>LCS Length: 3</w:t>
       </w:r>
     </w:p>
@@ -2015,7 +2012,6 @@
         <w:rPr>
           <w:rFonts w:ascii="Times New Roman" w:hAnsi="Times New Roman" w:cs="Times New Roman"/>
         </w:rPr>
-        <w:lastRenderedPageBreak/>
         <w:t>4</w:t>
       </w:r>
       <w:r>
@@ -2191,17 +2187,6 @@
         <w:contextualSpacing/>
         <w:jc w:val="both"/>
         <w:rPr>
-          <w:rFonts w:ascii="Times New Roman" w:eastAsiaTheme="minorEastAsia" w:hAnsi="Times New Roman" w:cs="Times New Roman"/>
-        </w:rPr>
-      </w:pPr>
-    </w:p>
-    <w:p>
-      <w:pPr>
-        <w:spacing w:after="120" w:line="160" w:lineRule="atLeast"/>
-        <w:ind w:left="720"/>
-        <w:contextualSpacing/>
-        <w:jc w:val="both"/>
-        <w:rPr>
           <w:rFonts w:ascii="Times New Roman" w:hAnsi="Times New Roman" w:cs="Times New Roman"/>
         </w:rPr>
       </w:pPr>
@@ -2478,31 +2463,191 @@
         <w:jc w:val="both"/>
         <w:rPr>
           <w:rFonts w:ascii="Times New Roman" w:hAnsi="Times New Roman" w:cs="Times New Roman"/>
-        </w:rPr>
-      </w:pPr>
-    </w:p>
-    <w:p>
-      <w:pPr>
-        <w:spacing w:after="120" w:line="160" w:lineRule="atLeast"/>
-        <w:contextualSpacing/>
-        <w:jc w:val="both"/>
-        <w:rPr>
-          <w:rFonts w:ascii="Times New Roman" w:hAnsi="Times New Roman" w:cs="Times New Roman"/>
-        </w:rPr>
-      </w:pPr>
-    </w:p>
-    <w:p>
-      <w:pPr>
-        <w:spacing w:after="120" w:line="160" w:lineRule="atLeast"/>
-        <w:contextualSpacing/>
-        <w:jc w:val="both"/>
-        <w:rPr>
-          <w:rFonts w:ascii="Times New Roman" w:hAnsi="Times New Roman" w:cs="Times New Roman"/>
-        </w:rPr>
-      </w:pPr>
+          <w:b/>
+          <w:bCs/>
+        </w:rPr>
+      </w:pPr>
+      <w:r>
+        <w:rPr>
+          <w:rFonts w:ascii="Times New Roman" w:hAnsi="Times New Roman" w:cs="Times New Roman"/>
+          <w:b/>
+          <w:bCs/>
+        </w:rPr>
+        <w:t>PROGRAM:</w:t>
+      </w:r>
+    </w:p>
+    <w:p>
+      <w:pPr>
+        <w:spacing w:after="120" w:line="160" w:lineRule="atLeast"/>
+        <w:contextualSpacing/>
+        <w:jc w:val="both"/>
+        <w:rPr>
+          <w:rFonts w:ascii="Times New Roman" w:hAnsi="Times New Roman" w:cs="Times New Roman"/>
+        </w:rPr>
+      </w:pPr>
+      <w:r>
+        <w:rPr>
+          <w:rFonts w:ascii="Times New Roman" w:hAnsi="Times New Roman" w:cs="Times New Roman"/>
+        </w:rPr>
+        <w:tab/>
+      </w:r>
+      <w:hyperlink r:id="rId8" w:history="1">
+        <w:proofErr w:type="spellStart"/>
+        <w:r>
+          <w:rPr>
+            <w:rStyle w:val="Hyperlink"/>
+            <w:rFonts w:ascii="Times New Roman" w:hAnsi="Times New Roman" w:cs="Times New Roman"/>
+          </w:rPr>
+          <w:t>Github</w:t>
+        </w:r>
+        <w:proofErr w:type="spellEnd"/>
+        <w:r>
+          <w:rPr>
+            <w:rStyle w:val="Hyperlink"/>
+            <w:rFonts w:ascii="Times New Roman" w:hAnsi="Times New Roman" w:cs="Times New Roman"/>
+          </w:rPr>
+          <w:t xml:space="preserve"> </w:t>
+        </w:r>
+        <w:r>
+          <w:rPr>
+            <w:rStyle w:val="Hyperlink"/>
+            <w:rFonts w:ascii="Times New Roman" w:hAnsi="Times New Roman" w:cs="Times New Roman"/>
+          </w:rPr>
+          <w:t>L</w:t>
+        </w:r>
+        <w:r>
+          <w:rPr>
+            <w:rStyle w:val="Hyperlink"/>
+            <w:rFonts w:ascii="Times New Roman" w:hAnsi="Times New Roman" w:cs="Times New Roman"/>
+          </w:rPr>
+          <w:t xml:space="preserve">ink </w:t>
+        </w:r>
+        <w:r>
+          <w:rPr>
+            <w:rStyle w:val="Hyperlink"/>
+            <w:rFonts w:ascii="Times New Roman" w:hAnsi="Times New Roman" w:cs="Times New Roman"/>
+          </w:rPr>
+          <w:t>t</w:t>
+        </w:r>
+        <w:r>
+          <w:rPr>
+            <w:rStyle w:val="Hyperlink"/>
+            <w:rFonts w:ascii="Times New Roman" w:hAnsi="Times New Roman" w:cs="Times New Roman"/>
+          </w:rPr>
+          <w:t>o Pr</w:t>
+        </w:r>
+        <w:r>
+          <w:rPr>
+            <w:rStyle w:val="Hyperlink"/>
+            <w:rFonts w:ascii="Times New Roman" w:hAnsi="Times New Roman" w:cs="Times New Roman"/>
+          </w:rPr>
+          <w:t>o</w:t>
+        </w:r>
+        <w:r>
+          <w:rPr>
+            <w:rStyle w:val="Hyperlink"/>
+            <w:rFonts w:ascii="Times New Roman" w:hAnsi="Times New Roman" w:cs="Times New Roman"/>
+          </w:rPr>
+          <w:t>ject</w:t>
+        </w:r>
+      </w:hyperlink>
+    </w:p>
+    <w:p>
+      <w:pPr>
+        <w:spacing w:after="120" w:line="160" w:lineRule="atLeast"/>
+        <w:contextualSpacing/>
+        <w:jc w:val="both"/>
+        <w:rPr>
+          <w:rFonts w:ascii="Times New Roman" w:hAnsi="Times New Roman" w:cs="Times New Roman"/>
+        </w:rPr>
+      </w:pPr>
+    </w:p>
+    <w:p>
+      <w:pPr>
+        <w:spacing w:after="120" w:line="160" w:lineRule="atLeast"/>
+        <w:contextualSpacing/>
+        <w:jc w:val="both"/>
+        <w:rPr>
+          <w:rFonts w:ascii="Times New Roman" w:hAnsi="Times New Roman" w:cs="Times New Roman"/>
+          <w:b/>
+          <w:bCs/>
+        </w:rPr>
+      </w:pPr>
+      <w:r>
+        <w:rPr>
+          <w:rFonts w:ascii="Times New Roman" w:hAnsi="Times New Roman" w:cs="Times New Roman"/>
+          <w:b/>
+          <w:bCs/>
+        </w:rPr>
+        <w:t>OUTPUT:</w:t>
+      </w:r>
+    </w:p>
+    <w:p>
+      <w:pPr>
+        <w:spacing w:after="120" w:line="160" w:lineRule="atLeast"/>
+        <w:contextualSpacing/>
+        <w:jc w:val="both"/>
+        <w:rPr>
+          <w:rFonts w:ascii="Times New Roman" w:hAnsi="Times New Roman" w:cs="Times New Roman"/>
+        </w:rPr>
+      </w:pPr>
+      <w:r>
+        <w:rPr>
+          <w:rFonts w:ascii="Times New Roman" w:hAnsi="Times New Roman" w:cs="Times New Roman"/>
+          <w:noProof/>
+        </w:rPr>
+        <w:drawing>
+          <wp:inline distT="0" distB="0" distL="0" distR="0" wp14:anchorId="1DA1E199" wp14:editId="05A6F1F3">
+            <wp:extent cx="6626225" cy="5783580"/>
+            <wp:effectExtent l="0" t="0" r="3175" b="7620"/>
+            <wp:docPr id="140538309" name="Picture 2"/>
+            <wp:cNvGraphicFramePr>
+              <a:graphicFrameLocks xmlns:a="http://schemas.openxmlformats.org/drawingml/2006/main" noChangeAspect="1"/>
+            </wp:cNvGraphicFramePr>
+            <a:graphic xmlns:a="http://schemas.openxmlformats.org/drawingml/2006/main">
+              <a:graphicData uri="http://schemas.openxmlformats.org/drawingml/2006/picture">
+                <pic:pic xmlns:pic="http://schemas.openxmlformats.org/drawingml/2006/picture">
+                  <pic:nvPicPr>
+                    <pic:cNvPr id="0" name="Picture 1"/>
+                    <pic:cNvPicPr>
+                      <a:picLocks noChangeAspect="1" noChangeArrowheads="1"/>
+                    </pic:cNvPicPr>
+                  </pic:nvPicPr>
+                  <pic:blipFill>
+                    <a:blip r:embed="rId9" cstate="print">
+                      <a:extLst>
+                        <a:ext uri="{28A0092B-C50C-407E-A947-70E740481C1C}">
+                          <a14:useLocalDpi xmlns:a14="http://schemas.microsoft.com/office/drawing/2010/main" val="0"/>
+                        </a:ext>
+                      </a:extLst>
+                    </a:blip>
+                    <a:srcRect/>
+                    <a:stretch>
+                      <a:fillRect/>
+                    </a:stretch>
+                  </pic:blipFill>
+                  <pic:spPr bwMode="auto">
+                    <a:xfrm>
+                      <a:off x="0" y="0"/>
+                      <a:ext cx="6626225" cy="5783580"/>
+                    </a:xfrm>
+                    <a:prstGeom prst="rect">
+                      <a:avLst/>
+                    </a:prstGeom>
+                    <a:noFill/>
+                    <a:ln>
+                      <a:noFill/>
+                    </a:ln>
+                  </pic:spPr>
+                </pic:pic>
+              </a:graphicData>
+            </a:graphic>
+          </wp:inline>
+        </w:drawing>
+      </w:r>
     </w:p>
     <w:sectPr>
-      <w:footerReference w:type="default" r:id="rId8"/>
+      <w:footerReference w:type="default" r:id="rId10"/>
       <w:pgSz w:w="11906" w:h="16838"/>
       <w:pgMar w:top="720" w:right="720" w:bottom="720" w:left="720" w:header="0" w:footer="227" w:gutter="0"/>
       <w:pgBorders w:offsetFrom="page">
@@ -3022,9 +3167,9 @@
       <w:lvlJc w:val="left"/>
       <w:pPr>
         <w:tabs>
-          <w:tab w:val="num" w:pos="360"/>
-        </w:tabs>
-        <w:ind w:left="360" w:hanging="360"/>
+          <w:tab w:val="num" w:pos="720"/>
+        </w:tabs>
+        <w:ind w:left="720" w:hanging="360"/>
       </w:pPr>
       <w:rPr>
         <w:rFonts w:ascii="Symbol" w:hAnsi="Symbol" w:hint="default"/>
@@ -3038,9 +3183,9 @@
       <w:lvlJc w:val="left"/>
       <w:pPr>
         <w:tabs>
-          <w:tab w:val="num" w:pos="1080"/>
-        </w:tabs>
-        <w:ind w:left="1080" w:hanging="360"/>
+          <w:tab w:val="num" w:pos="1440"/>
+        </w:tabs>
+        <w:ind w:left="1440" w:hanging="360"/>
       </w:pPr>
       <w:rPr>
         <w:rFonts w:ascii="Courier New" w:hAnsi="Courier New" w:hint="default"/>
@@ -3054,9 +3199,9 @@
       <w:lvlJc w:val="left"/>
       <w:pPr>
         <w:tabs>
-          <w:tab w:val="num" w:pos="1800"/>
-        </w:tabs>
-        <w:ind w:left="1800" w:hanging="360"/>
+          <w:tab w:val="num" w:pos="2160"/>
+        </w:tabs>
+        <w:ind w:left="2160" w:hanging="360"/>
       </w:pPr>
       <w:rPr>
         <w:rFonts w:ascii="Wingdings" w:hAnsi="Wingdings" w:hint="default"/>
@@ -3070,9 +3215,9 @@
       <w:lvlJc w:val="left"/>
       <w:pPr>
         <w:tabs>
-          <w:tab w:val="num" w:pos="2520"/>
-        </w:tabs>
-        <w:ind w:left="2520" w:hanging="360"/>
+          <w:tab w:val="num" w:pos="2880"/>
+        </w:tabs>
+        <w:ind w:left="2880" w:hanging="360"/>
       </w:pPr>
       <w:rPr>
         <w:rFonts w:ascii="Wingdings" w:hAnsi="Wingdings" w:hint="default"/>
@@ -3086,9 +3231,9 @@
       <w:lvlJc w:val="left"/>
       <w:pPr>
         <w:tabs>
-          <w:tab w:val="num" w:pos="3240"/>
-        </w:tabs>
-        <w:ind w:left="3240" w:hanging="360"/>
+          <w:tab w:val="num" w:pos="3600"/>
+        </w:tabs>
+        <w:ind w:left="3600" w:hanging="360"/>
       </w:pPr>
       <w:rPr>
         <w:rFonts w:ascii="Wingdings" w:hAnsi="Wingdings" w:hint="default"/>
@@ -3102,9 +3247,9 @@
       <w:lvlJc w:val="left"/>
       <w:pPr>
         <w:tabs>
-          <w:tab w:val="num" w:pos="3960"/>
-        </w:tabs>
-        <w:ind w:left="3960" w:hanging="360"/>
+          <w:tab w:val="num" w:pos="4320"/>
+        </w:tabs>
+        <w:ind w:left="4320" w:hanging="360"/>
       </w:pPr>
       <w:rPr>
         <w:rFonts w:ascii="Wingdings" w:hAnsi="Wingdings" w:hint="default"/>
@@ -3118,9 +3263,9 @@
       <w:lvlJc w:val="left"/>
       <w:pPr>
         <w:tabs>
-          <w:tab w:val="num" w:pos="4680"/>
-        </w:tabs>
-        <w:ind w:left="4680" w:hanging="360"/>
+          <w:tab w:val="num" w:pos="5040"/>
+        </w:tabs>
+        <w:ind w:left="5040" w:hanging="360"/>
       </w:pPr>
       <w:rPr>
         <w:rFonts w:ascii="Wingdings" w:hAnsi="Wingdings" w:hint="default"/>
@@ -3134,9 +3279,9 @@
       <w:lvlJc w:val="left"/>
       <w:pPr>
         <w:tabs>
-          <w:tab w:val="num" w:pos="5400"/>
-        </w:tabs>
-        <w:ind w:left="5400" w:hanging="360"/>
+          <w:tab w:val="num" w:pos="5760"/>
+        </w:tabs>
+        <w:ind w:left="5760" w:hanging="360"/>
       </w:pPr>
       <w:rPr>
         <w:rFonts w:ascii="Wingdings" w:hAnsi="Wingdings" w:hint="default"/>
@@ -3150,9 +3295,9 @@
       <w:lvlJc w:val="left"/>
       <w:pPr>
         <w:tabs>
-          <w:tab w:val="num" w:pos="6120"/>
-        </w:tabs>
-        <w:ind w:left="6120" w:hanging="360"/>
+          <w:tab w:val="num" w:pos="6480"/>
+        </w:tabs>
+        <w:ind w:left="6480" w:hanging="360"/>
       </w:pPr>
       <w:rPr>
         <w:rFonts w:ascii="Wingdings" w:hAnsi="Wingdings" w:hint="default"/>
@@ -4807,6 +4952,7 @@
   <w:style w:type="character" w:default="1" w:styleId="DefaultParagraphFont">
     <w:name w:val="Default Paragraph Font"/>
     <w:uiPriority w:val="1"/>
+    <w:semiHidden/>
     <w:unhideWhenUsed/>
   </w:style>
   <w:style w:type="table" w:default="1" w:styleId="TableNormal">
@@ -5174,6 +5320,41 @@
       <w:color w:val="666666"/>
     </w:rPr>
   </w:style>
+  <w:style w:type="character" w:styleId="Hyperlink">
+    <w:name w:val="Hyperlink"/>
+    <w:basedOn w:val="DefaultParagraphFont"/>
+    <w:uiPriority w:val="99"/>
+    <w:unhideWhenUsed/>
+    <w:rsid w:val="00E06006"/>
+    <w:rPr>
+      <w:color w:val="467886" w:themeColor="hyperlink"/>
+      <w:u w:val="single"/>
+    </w:rPr>
+  </w:style>
+  <w:style w:type="character" w:styleId="UnresolvedMention">
+    <w:name w:val="Unresolved Mention"/>
+    <w:basedOn w:val="DefaultParagraphFont"/>
+    <w:uiPriority w:val="99"/>
+    <w:semiHidden/>
+    <w:unhideWhenUsed/>
+    <w:rsid w:val="00E06006"/>
+    <w:rPr>
+      <w:color w:val="605E5C"/>
+      <w:shd w:val="clear" w:color="auto" w:fill="E1DFDD"/>
+    </w:rPr>
+  </w:style>
+  <w:style w:type="character" w:styleId="FollowedHyperlink">
+    <w:name w:val="FollowedHyperlink"/>
+    <w:basedOn w:val="DefaultParagraphFont"/>
+    <w:uiPriority w:val="99"/>
+    <w:semiHidden/>
+    <w:unhideWhenUsed/>
+    <w:rsid w:val="00E06006"/>
+    <w:rPr>
+      <w:color w:val="96607D" w:themeColor="followedHyperlink"/>
+      <w:u w:val="single"/>
+    </w:rPr>
+  </w:style>
 </w:styles>
 </file>
 
